--- a/COMP 3940 ClientServer Sys/Lab 2/Assignment 2.docx
+++ b/COMP 3940 ClientServer Sys/Lab 2/Assignment 2.docx
@@ -2048,14 +2048,9 @@
                             <w:r>
                               <w:t xml:space="preserve"> = </w:t>
                             </w:r>
-                            <w:proofErr w:type="spellStart"/>
-                            <w:proofErr w:type="gramStart"/>
-                            <w:r>
-                              <w:t>connSemaphore</w:t>
-                            </w:r>
-                            <w:proofErr w:type="spellEnd"/>
-                            <w:r>
-                              <w:t xml:space="preserve">;   </w:t>
+                            <w:proofErr w:type="gramStart"/>
+                            <w:r>
+                              <w:t xml:space="preserve">connSemaphore;   </w:t>
                             </w:r>
                             <w:proofErr w:type="gramEnd"/>
                             <w:r>
@@ -2577,14 +2572,9 @@
                       <w:r>
                         <w:t xml:space="preserve"> = </w:t>
                       </w:r>
-                      <w:proofErr w:type="spellStart"/>
-                      <w:proofErr w:type="gramStart"/>
-                      <w:r>
-                        <w:t>connSemaphore</w:t>
-                      </w:r>
-                      <w:proofErr w:type="spellEnd"/>
-                      <w:r>
-                        <w:t xml:space="preserve">;   </w:t>
+                      <w:proofErr w:type="gramStart"/>
+                      <w:r>
+                        <w:t xml:space="preserve">connSemaphore;   </w:t>
                       </w:r>
                       <w:proofErr w:type="gramEnd"/>
                       <w:r>
@@ -3811,22 +3801,22 @@
         </w:numPr>
         <w:spacing w:after="160"/>
       </w:pPr>
+      <w:proofErr w:type="gramStart"/>
       <w:r>
         <w:t xml:space="preserve">Part </w:t>
       </w:r>
       <w:r>
-        <w:t>b is t</w:t>
-      </w:r>
-      <w:r>
-        <w:t xml:space="preserve">hread-safe because </w:t>
-      </w:r>
-      <w:proofErr w:type="gramStart"/>
-      <w:r>
-        <w:t>synchronized</w:t>
+        <w:t>b</w:t>
       </w:r>
       <w:proofErr w:type="gramEnd"/>
       <w:r>
-        <w:t xml:space="preserve"> prevents both threads from accessing the critical section at the same time.</w:t>
+        <w:t xml:space="preserve"> is t</w:t>
+      </w:r>
+      <w:r>
+        <w:t>hread-safe because synchronized prevents both threads from accessing the critical section at the same time</w:t>
+      </w:r>
+      <w:r>
+        <w:t>, so you don’t get outputs where both print the same value.</w:t>
       </w:r>
     </w:p>
     <w:p>
@@ -3855,16 +3845,16 @@
         <mc:AlternateContent>
           <mc:Choice Requires="wps">
             <w:drawing>
-              <wp:anchor distT="45720" distB="45720" distL="114300" distR="114300" simplePos="0" relativeHeight="251667456" behindDoc="0" locked="0" layoutInCell="1" allowOverlap="1" wp14:anchorId="692EA9A1" wp14:editId="60F4E4B3">
+              <wp:anchor distT="45720" distB="45720" distL="114300" distR="114300" simplePos="0" relativeHeight="251667456" behindDoc="0" locked="0" layoutInCell="1" allowOverlap="1" wp14:anchorId="692EA9A1" wp14:editId="29795B1A">
                 <wp:simplePos x="0" y="0"/>
                 <wp:positionH relativeFrom="margin">
-                  <wp:posOffset>695960</wp:posOffset>
+                  <wp:posOffset>647700</wp:posOffset>
                 </wp:positionH>
                 <wp:positionV relativeFrom="paragraph">
-                  <wp:posOffset>384175</wp:posOffset>
+                  <wp:posOffset>595279</wp:posOffset>
                 </wp:positionV>
-                <wp:extent cx="4080510" cy="565785"/>
-                <wp:effectExtent l="0" t="0" r="15240" b="24765"/>
+                <wp:extent cx="4080510" cy="1043940"/>
+                <wp:effectExtent l="0" t="0" r="15240" b="22860"/>
                 <wp:wrapTopAndBottom/>
                 <wp:docPr id="1793988330" name="Text Box 2"/>
                 <wp:cNvGraphicFramePr>
@@ -3879,7 +3869,7 @@
                       <wps:spPr bwMode="auto">
                         <a:xfrm>
                           <a:off x="0" y="0"/>
-                          <a:ext cx="4080510" cy="565785"/>
+                          <a:ext cx="4080510" cy="1043940"/>
                         </a:xfrm>
                         <a:prstGeom prst="rect">
                           <a:avLst/>
@@ -3945,7 +3935,7 @@
                               <w:t>("T</w:t>
                             </w:r>
                             <w:r>
-                              <w:t>2</w:t>
+                              <w:t>1</w:t>
                             </w:r>
                             <w:r>
                               <w:t>"</w:t>
@@ -3956,7 +3946,56 @@
                             </w:r>
                             <w:proofErr w:type="gramEnd"/>
                           </w:p>
-                          <w:p/>
+                          <w:p>
+                            <w:r>
+                              <w:t xml:space="preserve">        </w:t>
+                            </w:r>
+                            <w:r>
+                              <w:t xml:space="preserve">while (shared == </w:t>
+                            </w:r>
+                            <w:proofErr w:type="gramStart"/>
+                            <w:r>
+                              <w:t>0) {</w:t>
+                            </w:r>
+                            <w:proofErr w:type="gramEnd"/>
+                          </w:p>
+                          <w:p>
+                            <w:r>
+                              <w:t xml:space="preserve">         </w:t>
+                            </w:r>
+                            <w:r>
+                              <w:t> </w:t>
+                            </w:r>
+                            <w:r>
+                              <w:t xml:space="preserve">    </w:t>
+                            </w:r>
+                            <w:r>
+                              <w:t>try {</w:t>
+                            </w:r>
+                          </w:p>
+                          <w:p>
+                            <w:r>
+                              <w:t xml:space="preserve">                     </w:t>
+                            </w:r>
+                            <w:r>
+                              <w:t xml:space="preserve">   </w:t>
+                            </w:r>
+                            <w:proofErr w:type="spellStart"/>
+                            <w:proofErr w:type="gramStart"/>
+                            <w:r>
+                              <w:t>this.wait</w:t>
+                            </w:r>
+                            <w:proofErr w:type="spellEnd"/>
+                            <w:proofErr w:type="gramEnd"/>
+                            <w:r>
+                              <w:t>();</w:t>
+                            </w:r>
+                          </w:p>
+                          <w:p>
+                            <w:r>
+                              <w:t>…</w:t>
+                            </w:r>
+                          </w:p>
                           <w:p/>
                         </w:txbxContent>
                       </wps:txbx>
@@ -3977,7 +4016,7 @@
           </mc:Choice>
           <mc:Fallback>
             <w:pict>
-              <v:shape w14:anchorId="692EA9A1" id="_x0000_s1030" type="#_x0000_t202" style="position:absolute;left:0;text-align:left;margin-left:54.8pt;margin-top:30.25pt;width:321.3pt;height:44.55pt;z-index:251667456;visibility:visible;mso-wrap-style:square;mso-width-percent:0;mso-height-percent:0;mso-wrap-distance-left:9pt;mso-wrap-distance-top:3.6pt;mso-wrap-distance-right:9pt;mso-wrap-distance-bottom:3.6pt;mso-position-horizontal:absolute;mso-position-horizontal-relative:margin;mso-position-vertical:absolute;mso-position-vertical-relative:text;mso-width-percent:0;mso-height-percent:0;mso-width-relative:margin;mso-height-relative:margin;v-text-anchor:top" o:gfxdata="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" fillcolor="black [3213]">
+              <v:shape w14:anchorId="692EA9A1" id="_x0000_s1030" type="#_x0000_t202" style="position:absolute;left:0;text-align:left;margin-left:51pt;margin-top:46.85pt;width:321.3pt;height:82.2pt;z-index:251667456;visibility:visible;mso-wrap-style:square;mso-width-percent:0;mso-height-percent:0;mso-wrap-distance-left:9pt;mso-wrap-distance-top:3.6pt;mso-wrap-distance-right:9pt;mso-wrap-distance-bottom:3.6pt;mso-position-horizontal:absolute;mso-position-horizontal-relative:margin;mso-position-vertical:absolute;mso-position-vertical-relative:text;mso-width-percent:0;mso-height-percent:0;mso-width-relative:margin;mso-height-relative:margin;v-text-anchor:top" o:gfxdata="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" fillcolor="black [3213]">
                 <v:textbox>
                   <w:txbxContent>
                     <w:p>
@@ -4027,7 +4066,7 @@
                         <w:t>("T</w:t>
                       </w:r>
                       <w:r>
-                        <w:t>2</w:t>
+                        <w:t>1</w:t>
                       </w:r>
                       <w:r>
                         <w:t>"</w:t>
@@ -4038,7 +4077,56 @@
                       </w:r>
                       <w:proofErr w:type="gramEnd"/>
                     </w:p>
-                    <w:p/>
+                    <w:p>
+                      <w:r>
+                        <w:t xml:space="preserve">        </w:t>
+                      </w:r>
+                      <w:r>
+                        <w:t xml:space="preserve">while (shared == </w:t>
+                      </w:r>
+                      <w:proofErr w:type="gramStart"/>
+                      <w:r>
+                        <w:t>0) {</w:t>
+                      </w:r>
+                      <w:proofErr w:type="gramEnd"/>
+                    </w:p>
+                    <w:p>
+                      <w:r>
+                        <w:t xml:space="preserve">         </w:t>
+                      </w:r>
+                      <w:r>
+                        <w:t> </w:t>
+                      </w:r>
+                      <w:r>
+                        <w:t xml:space="preserve">    </w:t>
+                      </w:r>
+                      <w:r>
+                        <w:t>try {</w:t>
+                      </w:r>
+                    </w:p>
+                    <w:p>
+                      <w:r>
+                        <w:t xml:space="preserve">                     </w:t>
+                      </w:r>
+                      <w:r>
+                        <w:t xml:space="preserve">   </w:t>
+                      </w:r>
+                      <w:proofErr w:type="spellStart"/>
+                      <w:proofErr w:type="gramStart"/>
+                      <w:r>
+                        <w:t>this.wait</w:t>
+                      </w:r>
+                      <w:proofErr w:type="spellEnd"/>
+                      <w:proofErr w:type="gramEnd"/>
+                      <w:r>
+                        <w:t>();</w:t>
+                      </w:r>
+                    </w:p>
+                    <w:p>
+                      <w:r>
+                        <w:t>…</w:t>
+                      </w:r>
+                    </w:p>
                     <w:p/>
                   </w:txbxContent>
                 </v:textbox>
@@ -4068,6 +4156,12 @@
       <w:r>
         <w:t xml:space="preserve"> instead because we need T1 to wait while T2 finishes and sets shared to 1 and prints it and only then T1 will increment shared and print it with value 2</w:t>
       </w:r>
+      <w:r>
+        <w:t xml:space="preserve">. </w:t>
+      </w:r>
+      <w:r>
+        <w:t>Also added a while loop to make sure that if T2 runs and finishes before T1 starts, T1 can still finish.</w:t>
+      </w:r>
     </w:p>
     <w:p>
       <w:pPr>
@@ -4082,16 +4176,16 @@
         <mc:AlternateContent>
           <mc:Choice Requires="wps">
             <w:drawing>
-              <wp:anchor distT="45720" distB="45720" distL="114300" distR="114300" simplePos="0" relativeHeight="251669504" behindDoc="0" locked="0" layoutInCell="1" allowOverlap="1" wp14:anchorId="56417B0D" wp14:editId="54332C1B">
+              <wp:anchor distT="45720" distB="45720" distL="114300" distR="114300" simplePos="0" relativeHeight="251669504" behindDoc="0" locked="0" layoutInCell="1" allowOverlap="1" wp14:anchorId="56417B0D" wp14:editId="420C6E9A">
                 <wp:simplePos x="0" y="0"/>
                 <wp:positionH relativeFrom="margin">
-                  <wp:posOffset>668664</wp:posOffset>
+                  <wp:posOffset>647710</wp:posOffset>
                 </wp:positionH>
                 <wp:positionV relativeFrom="paragraph">
-                  <wp:posOffset>973692</wp:posOffset>
+                  <wp:posOffset>1593281</wp:posOffset>
                 </wp:positionV>
-                <wp:extent cx="3950970" cy="1050290"/>
-                <wp:effectExtent l="0" t="0" r="11430" b="16510"/>
+                <wp:extent cx="3950970" cy="1303020"/>
+                <wp:effectExtent l="0" t="0" r="11430" b="11430"/>
                 <wp:wrapTopAndBottom/>
                 <wp:docPr id="74847238" name="Text Box 2"/>
                 <wp:cNvGraphicFramePr>
@@ -4106,7 +4200,7 @@
                       <wps:spPr bwMode="auto">
                         <a:xfrm>
                           <a:off x="0" y="0"/>
-                          <a:ext cx="3950970" cy="1050290"/>
+                          <a:ext cx="3950970" cy="1303020"/>
                         </a:xfrm>
                         <a:prstGeom prst="rect">
                           <a:avLst/>
@@ -4126,6 +4220,11 @@
                       <wps:txbx>
                         <w:txbxContent>
                           <w:p>
+                            <w:r>
+                              <w:t>…</w:t>
+                            </w:r>
+                          </w:p>
+                          <w:p>
                             <w:proofErr w:type="spellStart"/>
                             <w:r>
                               <w:t>System.out.println</w:t>
@@ -4218,7 +4317,12 @@
                           </w:p>
                           <w:p>
                             <w:r>
-                              <w:t>     }</w:t>
+                              <w:t>}</w:t>
+                            </w:r>
+                          </w:p>
+                          <w:p>
+                            <w:r>
+                              <w:t>…</w:t>
                             </w:r>
                           </w:p>
                           <w:p/>
@@ -4241,10 +4345,15 @@
           </mc:Choice>
           <mc:Fallback>
             <w:pict>
-              <v:shape w14:anchorId="56417B0D" id="_x0000_s1031" type="#_x0000_t202" style="position:absolute;left:0;text-align:left;margin-left:52.65pt;margin-top:76.65pt;width:311.1pt;height:82.7pt;z-index:251669504;visibility:visible;mso-wrap-style:square;mso-width-percent:0;mso-height-percent:0;mso-wrap-distance-left:9pt;mso-wrap-distance-top:3.6pt;mso-wrap-distance-right:9pt;mso-wrap-distance-bottom:3.6pt;mso-position-horizontal:absolute;mso-position-horizontal-relative:margin;mso-position-vertical:absolute;mso-position-vertical-relative:text;mso-width-percent:0;mso-height-percent:0;mso-width-relative:margin;mso-height-relative:margin;v-text-anchor:top" o:gfxdata="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" fillcolor="black [3213]">
+              <v:shape w14:anchorId="56417B0D" id="_x0000_s1031" type="#_x0000_t202" style="position:absolute;left:0;text-align:left;margin-left:51pt;margin-top:125.45pt;width:311.1pt;height:102.6pt;z-index:251669504;visibility:visible;mso-wrap-style:square;mso-width-percent:0;mso-height-percent:0;mso-wrap-distance-left:9pt;mso-wrap-distance-top:3.6pt;mso-wrap-distance-right:9pt;mso-wrap-distance-bottom:3.6pt;mso-position-horizontal:absolute;mso-position-horizontal-relative:margin;mso-position-vertical:absolute;mso-position-vertical-relative:text;mso-width-percent:0;mso-height-percent:0;mso-width-relative:margin;mso-height-relative:margin;v-text-anchor:top" o:gfxdata="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" fillcolor="black [3213]">
                 <v:textbox>
                   <w:txbxContent>
                     <w:p>
+                      <w:r>
+                        <w:t>…</w:t>
+                      </w:r>
+                    </w:p>
+                    <w:p>
                       <w:proofErr w:type="spellStart"/>
                       <w:r>
                         <w:t>System.out.println</w:t>
@@ -4337,7 +4446,12 @@
                     </w:p>
                     <w:p>
                       <w:r>
-                        <w:t>     }</w:t>
+                        <w:t>}</w:t>
+                      </w:r>
+                    </w:p>
+                    <w:p>
+                      <w:r>
+                        <w:t>…</w:t>
                       </w:r>
                     </w:p>
                     <w:p/>

--- a/COMP 3940 ClientServer Sys/Lab 2/Assignment 2.docx
+++ b/COMP 3940 ClientServer Sys/Lab 2/Assignment 2.docx
@@ -15,6 +15,14 @@
       </w:r>
       <w:r>
         <w:t>2</w:t>
+      </w:r>
+    </w:p>
+    <w:p>
+      <w:pPr>
+        <w:jc w:val="center"/>
+      </w:pPr>
+      <w:r>
+        <w:t>Yehor Skudilov</w:t>
       </w:r>
     </w:p>
     <w:p>
@@ -86,97 +94,29 @@
                         <w:txbxContent>
                           <w:p>
                             <w:r>
-                              <w:t xml:space="preserve">import </w:t>
-                            </w:r>
-                            <w:proofErr w:type="spellStart"/>
-                            <w:r>
-                              <w:t>AsyncTask.AsyncTask</w:t>
-                            </w:r>
-                            <w:proofErr w:type="spellEnd"/>
-                            <w:r>
-                              <w:t>;</w:t>
+                              <w:t>import AsyncTask.AsyncTask;</w:t>
                             </w:r>
                           </w:p>
                           <w:p/>
                           <w:p>
-                            <w:proofErr w:type="gramStart"/>
-                            <w:r>
-                              <w:t>public</w:t>
-                            </w:r>
-                            <w:proofErr w:type="gramEnd"/>
-                            <w:r>
-                              <w:t xml:space="preserve"> class </w:t>
-                            </w:r>
-                            <w:proofErr w:type="spellStart"/>
-                            <w:r>
-                              <w:t>UploadAsyncTask</w:t>
-                            </w:r>
-                            <w:proofErr w:type="spellEnd"/>
-                            <w:r>
-                              <w:t xml:space="preserve"> extends </w:t>
-                            </w:r>
-                            <w:proofErr w:type="spellStart"/>
-                            <w:r>
-                              <w:t>AsyncTask</w:t>
-                            </w:r>
-                            <w:proofErr w:type="spellEnd"/>
-                            <w:r>
-                              <w:t xml:space="preserve"> {</w:t>
+                            <w:r>
+                              <w:t>public class UploadAsyncTask extends AsyncTask {</w:t>
                             </w:r>
                           </w:p>
                           <w:p/>
                           <w:p>
                             <w:r>
-                              <w:t xml:space="preserve">    </w:t>
-                            </w:r>
-                            <w:proofErr w:type="gramStart"/>
-                            <w:r>
-                              <w:t>@Override</w:t>
-                            </w:r>
-                            <w:proofErr w:type="gramEnd"/>
-                          </w:p>
-                          <w:p>
-                            <w:r>
-                              <w:t xml:space="preserve">    protected String </w:t>
-                            </w:r>
-                            <w:proofErr w:type="spellStart"/>
-                            <w:proofErr w:type="gramStart"/>
-                            <w:r>
-                              <w:t>doInBackground</w:t>
-                            </w:r>
-                            <w:proofErr w:type="spellEnd"/>
-                            <w:r>
-                              <w:t>(</w:t>
-                            </w:r>
-                            <w:proofErr w:type="gramEnd"/>
-                            <w:r>
-                              <w:t>) {</w:t>
-                            </w:r>
-                          </w:p>
-                          <w:p>
-                            <w:r>
-                              <w:t xml:space="preserve">        return new </w:t>
-                            </w:r>
-                            <w:proofErr w:type="spellStart"/>
-                            <w:r>
-                              <w:t>UploadClient</w:t>
-                            </w:r>
-                            <w:proofErr w:type="spellEnd"/>
-                            <w:r>
-                              <w:t>(</w:t>
-                            </w:r>
-                            <w:proofErr w:type="gramStart"/>
-                            <w:r>
-                              <w:t>).</w:t>
-                            </w:r>
-                            <w:proofErr w:type="spellStart"/>
-                            <w:r>
-                              <w:t>uploadFile</w:t>
-                            </w:r>
-                            <w:proofErr w:type="spellEnd"/>
-                            <w:proofErr w:type="gramEnd"/>
-                            <w:r>
-                              <w:t>();</w:t>
+                              <w:t>    @Override</w:t>
+                            </w:r>
+                          </w:p>
+                          <w:p>
+                            <w:r>
+                              <w:t>    protected String doInBackground() {</w:t>
+                            </w:r>
+                          </w:p>
+                          <w:p>
+                            <w:r>
+                              <w:t>        return new UploadClient().uploadFile();</w:t>
                             </w:r>
                           </w:p>
                           <w:p>
@@ -187,48 +127,17 @@
                           <w:p/>
                           <w:p>
                             <w:r>
-                              <w:t xml:space="preserve">    </w:t>
-                            </w:r>
-                            <w:proofErr w:type="gramStart"/>
-                            <w:r>
-                              <w:t>@Override</w:t>
-                            </w:r>
-                            <w:proofErr w:type="gramEnd"/>
-                          </w:p>
-                          <w:p>
-                            <w:r>
-                              <w:t xml:space="preserve">    protected void </w:t>
-                            </w:r>
-                            <w:proofErr w:type="spellStart"/>
-                            <w:proofErr w:type="gramStart"/>
-                            <w:r>
-                              <w:t>onPostExecute</w:t>
-                            </w:r>
-                            <w:proofErr w:type="spellEnd"/>
-                            <w:r>
-                              <w:t>(</w:t>
-                            </w:r>
-                            <w:proofErr w:type="gramEnd"/>
-                            <w:r>
-                              <w:t xml:space="preserve">String </w:t>
-                            </w:r>
-                            <w:proofErr w:type="gramStart"/>
-                            <w:r>
-                              <w:t>result) {</w:t>
-                            </w:r>
-                            <w:proofErr w:type="gramEnd"/>
-                          </w:p>
-                          <w:p>
-                            <w:r>
-                              <w:t xml:space="preserve">        </w:t>
-                            </w:r>
-                            <w:proofErr w:type="spellStart"/>
-                            <w:r>
-                              <w:t>System.out.println</w:t>
-                            </w:r>
-                            <w:proofErr w:type="spellEnd"/>
-                            <w:r>
-                              <w:t>(result);</w:t>
+                              <w:t>    @Override</w:t>
+                            </w:r>
+                          </w:p>
+                          <w:p>
+                            <w:r>
+                              <w:t>    protected void onPostExecute(String result) {</w:t>
+                            </w:r>
+                          </w:p>
+                          <w:p>
+                            <w:r>
+                              <w:t>        System.out.println(result);</w:t>
                             </w:r>
                           </w:p>
                           <w:p>
@@ -657,88 +566,28 @@
                           <w:p/>
                           <w:p>
                             <w:r>
-                              <w:t xml:space="preserve">import </w:t>
-                            </w:r>
-                            <w:proofErr w:type="gramStart"/>
-                            <w:r>
-                              <w:t>java.net.*</w:t>
-                            </w:r>
-                            <w:proofErr w:type="gramEnd"/>
-                            <w:r>
-                              <w:t>;</w:t>
-                            </w:r>
-                          </w:p>
-                          <w:p>
-                            <w:r>
-                              <w:t xml:space="preserve">import </w:t>
-                            </w:r>
-                            <w:proofErr w:type="gramStart"/>
-                            <w:r>
-                              <w:t>java.io.*</w:t>
-                            </w:r>
-                            <w:proofErr w:type="gramEnd"/>
-                            <w:r>
-                              <w:t>;</w:t>
-                            </w:r>
-                          </w:p>
-                          <w:p>
-                            <w:r>
-                              <w:t xml:space="preserve">import </w:t>
-                            </w:r>
-                            <w:proofErr w:type="spellStart"/>
-                            <w:proofErr w:type="gramStart"/>
-                            <w:r>
-                              <w:t>java.time</w:t>
-                            </w:r>
-                            <w:proofErr w:type="gramEnd"/>
-                            <w:r>
-                              <w:t>.Clock</w:t>
-                            </w:r>
-                            <w:proofErr w:type="spellEnd"/>
-                            <w:r>
-                              <w:t>;</w:t>
-                            </w:r>
-                          </w:p>
-                          <w:p>
-                            <w:r>
-                              <w:t xml:space="preserve">import </w:t>
-                            </w:r>
-                            <w:proofErr w:type="spellStart"/>
-                            <w:proofErr w:type="gramStart"/>
-                            <w:r>
-                              <w:t>java.util</w:t>
-                            </w:r>
-                            <w:proofErr w:type="gramEnd"/>
-                            <w:r>
-                              <w:t>.</w:t>
-                            </w:r>
-                            <w:proofErr w:type="gramStart"/>
-                            <w:r>
-                              <w:t>concurrent.Semaphore</w:t>
-                            </w:r>
-                            <w:proofErr w:type="spellEnd"/>
-                            <w:proofErr w:type="gramEnd"/>
-                            <w:r>
-                              <w:t>;                                   // NEW</w:t>
+                              <w:t>import java.net.*;</w:t>
+                            </w:r>
+                          </w:p>
+                          <w:p>
+                            <w:r>
+                              <w:t>import java.io.*;</w:t>
+                            </w:r>
+                          </w:p>
+                          <w:p>
+                            <w:r>
+                              <w:t>import java.time.Clock;</w:t>
+                            </w:r>
+                          </w:p>
+                          <w:p>
+                            <w:r>
+                              <w:t>import java.util.concurrent.Semaphore;                                   // NEW</w:t>
                             </w:r>
                           </w:p>
                           <w:p/>
                           <w:p>
-                            <w:proofErr w:type="gramStart"/>
-                            <w:r>
-                              <w:t>public</w:t>
-                            </w:r>
-                            <w:proofErr w:type="gramEnd"/>
-                            <w:r>
-                              <w:t xml:space="preserve"> class </w:t>
-                            </w:r>
-                            <w:proofErr w:type="spellStart"/>
-                            <w:r>
-                              <w:t>UploadServerThread</w:t>
-                            </w:r>
-                            <w:proofErr w:type="spellEnd"/>
-                            <w:r>
-                              <w:t xml:space="preserve"> extends Thread {</w:t>
+                            <w:r>
+                              <w:t>public class UploadServerThread extends Thread {</w:t>
                             </w:r>
                           </w:p>
                           <w:p>
@@ -748,91 +597,28 @@
                           </w:p>
                           <w:p>
                             <w:r>
-                              <w:t xml:space="preserve">   private static final Semaphore </w:t>
-                            </w:r>
-                            <w:proofErr w:type="spellStart"/>
-                            <w:r>
-                              <w:t>uploadSemaphore</w:t>
-                            </w:r>
-                            <w:proofErr w:type="spellEnd"/>
-                            <w:r>
-                              <w:t xml:space="preserve"> = new </w:t>
-                            </w:r>
-                            <w:proofErr w:type="gramStart"/>
-                            <w:r>
-                              <w:t>Semaphore(</w:t>
-                            </w:r>
-                            <w:proofErr w:type="gramEnd"/>
-                            <w:r>
-                              <w:t>3, true);</w:t>
+                              <w:t xml:space="preserve">   private static final Semaphore uploadSemaphore = new Semaphore(3, true);</w:t>
                             </w:r>
                           </w:p>
                           <w:p/>
                           <w:p>
                             <w:r>
-                              <w:t xml:space="preserve">   </w:t>
-                            </w:r>
-                            <w:proofErr w:type="gramStart"/>
-                            <w:r>
-                              <w:t>private Socket</w:t>
-                            </w:r>
-                            <w:proofErr w:type="gramEnd"/>
-                            <w:r>
-                              <w:t xml:space="preserve"> </w:t>
-                            </w:r>
-                            <w:proofErr w:type="spellStart"/>
-                            <w:r>
-                              <w:t>socket</w:t>
-                            </w:r>
-                            <w:proofErr w:type="spellEnd"/>
-                            <w:r>
-                              <w:t xml:space="preserve"> = null;</w:t>
-                            </w:r>
-                          </w:p>
-                          <w:p>
-                            <w:r>
-                              <w:t xml:space="preserve">   public </w:t>
-                            </w:r>
-                            <w:proofErr w:type="spellStart"/>
-                            <w:proofErr w:type="gramStart"/>
-                            <w:r>
-                              <w:t>UploadServerThread</w:t>
-                            </w:r>
-                            <w:proofErr w:type="spellEnd"/>
-                            <w:r>
-                              <w:t>(</w:t>
-                            </w:r>
-                            <w:proofErr w:type="gramEnd"/>
-                            <w:r>
-                              <w:t>Socket socket) {</w:t>
-                            </w:r>
-                          </w:p>
-                          <w:p>
-                            <w:r>
-                              <w:t xml:space="preserve">      super("</w:t>
-                            </w:r>
-                            <w:proofErr w:type="spellStart"/>
-                            <w:r>
-                              <w:t>DirServerThread</w:t>
-                            </w:r>
-                            <w:proofErr w:type="spellEnd"/>
-                            <w:r>
-                              <w:t>");</w:t>
-                            </w:r>
-                          </w:p>
-                          <w:p>
-                            <w:r>
-                              <w:t xml:space="preserve">      </w:t>
-                            </w:r>
-                            <w:proofErr w:type="spellStart"/>
-                            <w:proofErr w:type="gramStart"/>
-                            <w:r>
-                              <w:t>this.socket</w:t>
-                            </w:r>
-                            <w:proofErr w:type="spellEnd"/>
-                            <w:proofErr w:type="gramEnd"/>
-                            <w:r>
-                              <w:t xml:space="preserve"> = socket;</w:t>
+                              <w:t xml:space="preserve">   private Socket socket = null;</w:t>
+                            </w:r>
+                          </w:p>
+                          <w:p>
+                            <w:r>
+                              <w:t xml:space="preserve">   public UploadServerThread(Socket socket) {</w:t>
+                            </w:r>
+                          </w:p>
+                          <w:p>
+                            <w:r>
+                              <w:t xml:space="preserve">      super("DirServerThread");</w:t>
+                            </w:r>
+                          </w:p>
+                          <w:p>
+                            <w:r>
+                              <w:t xml:space="preserve">      this.socket = socket;</w:t>
                             </w:r>
                           </w:p>
                           <w:p>
@@ -842,15 +628,7 @@
                           </w:p>
                           <w:p>
                             <w:r>
-                              <w:t xml:space="preserve">   public void </w:t>
-                            </w:r>
-                            <w:proofErr w:type="gramStart"/>
-                            <w:r>
-                              <w:t>run(</w:t>
-                            </w:r>
-                            <w:proofErr w:type="gramEnd"/>
-                            <w:r>
-                              <w:t>) {</w:t>
+                              <w:t xml:space="preserve">   public void run() {</w:t>
                             </w:r>
                           </w:p>
                           <w:p>
@@ -860,165 +638,33 @@
                           </w:p>
                           <w:p>
                             <w:r>
-                              <w:t xml:space="preserve">         </w:t>
-                            </w:r>
-                            <w:proofErr w:type="spellStart"/>
-                            <w:r>
-                              <w:t>InputStream</w:t>
-                            </w:r>
-                            <w:proofErr w:type="spellEnd"/>
-                            <w:r>
-                              <w:t xml:space="preserve"> in = </w:t>
-                            </w:r>
-                            <w:proofErr w:type="spellStart"/>
-                            <w:proofErr w:type="gramStart"/>
-                            <w:r>
-                              <w:t>socket.getInputStream</w:t>
-                            </w:r>
-                            <w:proofErr w:type="spellEnd"/>
-                            <w:proofErr w:type="gramEnd"/>
-                            <w:r>
-                              <w:t>();</w:t>
-                            </w:r>
-                          </w:p>
-                          <w:p>
-                            <w:r>
-                              <w:t xml:space="preserve">         </w:t>
-                            </w:r>
-                            <w:proofErr w:type="spellStart"/>
-                            <w:r>
-                              <w:t>HttpServletRequest</w:t>
-                            </w:r>
-                            <w:proofErr w:type="spellEnd"/>
-                            <w:r>
-                              <w:t xml:space="preserve"> req = new </w:t>
-                            </w:r>
-                            <w:proofErr w:type="spellStart"/>
-                            <w:r>
-                              <w:t>HttpServletRequest</w:t>
-                            </w:r>
-                            <w:proofErr w:type="spellEnd"/>
-                            <w:r>
-                              <w:t>(in);</w:t>
-                            </w:r>
-                          </w:p>
-                          <w:p>
-                            <w:r>
-                              <w:t xml:space="preserve">         </w:t>
-                            </w:r>
-                            <w:proofErr w:type="spellStart"/>
-                            <w:r>
-                              <w:t>OutputStream</w:t>
-                            </w:r>
-                            <w:proofErr w:type="spellEnd"/>
-                            <w:r>
-                              <w:t xml:space="preserve"> </w:t>
-                            </w:r>
-                            <w:proofErr w:type="spellStart"/>
-                            <w:r>
-                              <w:t>baos</w:t>
-                            </w:r>
-                            <w:proofErr w:type="spellEnd"/>
-                            <w:r>
-                              <w:t xml:space="preserve"> = new </w:t>
-                            </w:r>
-                            <w:proofErr w:type="spellStart"/>
-                            <w:proofErr w:type="gramStart"/>
-                            <w:r>
-                              <w:t>ByteArrayOutputStream</w:t>
-                            </w:r>
-                            <w:proofErr w:type="spellEnd"/>
-                            <w:r>
-                              <w:t>(</w:t>
-                            </w:r>
-                            <w:proofErr w:type="gramEnd"/>
-                            <w:r>
-                              <w:t>);</w:t>
-                            </w:r>
-                          </w:p>
-                          <w:p>
-                            <w:r>
-                              <w:t xml:space="preserve">         </w:t>
-                            </w:r>
-                            <w:proofErr w:type="spellStart"/>
-                            <w:r>
-                              <w:t>HttpServletResponse</w:t>
-                            </w:r>
-                            <w:proofErr w:type="spellEnd"/>
-                            <w:r>
-                              <w:t xml:space="preserve"> res = new </w:t>
-                            </w:r>
-                            <w:proofErr w:type="spellStart"/>
-                            <w:r>
-                              <w:t>HttpServletResponse</w:t>
-                            </w:r>
-                            <w:proofErr w:type="spellEnd"/>
-                            <w:r>
-                              <w:t>(</w:t>
-                            </w:r>
-                            <w:proofErr w:type="spellStart"/>
-                            <w:r>
-                              <w:t>baos</w:t>
-                            </w:r>
-                            <w:proofErr w:type="spellEnd"/>
-                            <w:r>
-                              <w:t>);</w:t>
-                            </w:r>
-                          </w:p>
-                          <w:p>
-                            <w:r>
-                              <w:t xml:space="preserve">         </w:t>
-                            </w:r>
-                            <w:proofErr w:type="spellStart"/>
-                            <w:r>
-                              <w:t>HttpServlet</w:t>
-                            </w:r>
-                            <w:proofErr w:type="spellEnd"/>
-                            <w:r>
-                              <w:t xml:space="preserve"> </w:t>
-                            </w:r>
-                            <w:proofErr w:type="spellStart"/>
-                            <w:r>
-                              <w:t>httpServlet</w:t>
-                            </w:r>
-                            <w:proofErr w:type="spellEnd"/>
-                            <w:r>
-                              <w:t xml:space="preserve"> = new </w:t>
-                            </w:r>
-                            <w:proofErr w:type="spellStart"/>
-                            <w:proofErr w:type="gramStart"/>
-                            <w:r>
-                              <w:t>UploadServlet</w:t>
-                            </w:r>
-                            <w:proofErr w:type="spellEnd"/>
-                            <w:r>
-                              <w:t>(</w:t>
-                            </w:r>
-                            <w:proofErr w:type="gramEnd"/>
-                            <w:r>
-                              <w:t>);</w:t>
+                              <w:t xml:space="preserve">         InputStream in = socket.getInputStream();</w:t>
+                            </w:r>
+                          </w:p>
+                          <w:p>
+                            <w:r>
+                              <w:t xml:space="preserve">         HttpServletRequest req = new HttpServletRequest(in);</w:t>
+                            </w:r>
+                          </w:p>
+                          <w:p>
+                            <w:r>
+                              <w:t xml:space="preserve">         OutputStream baos = new ByteArrayOutputStream();</w:t>
+                            </w:r>
+                          </w:p>
+                          <w:p>
+                            <w:r>
+                              <w:t xml:space="preserve">         HttpServletResponse res = new HttpServletResponse(baos);</w:t>
+                            </w:r>
+                          </w:p>
+                          <w:p>
+                            <w:r>
+                              <w:t xml:space="preserve">         HttpServlet httpServlet = new UploadServlet();</w:t>
                             </w:r>
                           </w:p>
                           <w:p/>
                           <w:p>
                             <w:r>
-                              <w:t xml:space="preserve">         </w:t>
-                            </w:r>
-                            <w:proofErr w:type="spellStart"/>
-                            <w:r>
-                              <w:t>uploadSemaphore.acquire</w:t>
-                            </w:r>
-                            <w:proofErr w:type="spellEnd"/>
-                            <w:r>
-                              <w:t>(</w:t>
-                            </w:r>
-                            <w:proofErr w:type="gramStart"/>
-                            <w:r>
-                              <w:t xml:space="preserve">);   </w:t>
-                            </w:r>
-                            <w:proofErr w:type="gramEnd"/>
-                            <w:r>
-                              <w:t xml:space="preserve">                                   // NEW: blocks if 3 uploads are already running</w:t>
+                              <w:t xml:space="preserve">         uploadSemaphore.acquire();                                      // NEW: blocks if 3 uploads are already running</w:t>
                             </w:r>
                           </w:p>
                           <w:p>
@@ -1028,23 +674,7 @@
                           </w:p>
                           <w:p>
                             <w:r>
-                              <w:t xml:space="preserve">            </w:t>
-                            </w:r>
-                            <w:proofErr w:type="spellStart"/>
-                            <w:r>
-                              <w:t>httpServlet.doPost</w:t>
-                            </w:r>
-                            <w:proofErr w:type="spellEnd"/>
-                            <w:r>
-                              <w:t>(req, res</w:t>
-                            </w:r>
-                            <w:proofErr w:type="gramStart"/>
-                            <w:r>
-                              <w:t xml:space="preserve">);   </w:t>
-                            </w:r>
-                            <w:proofErr w:type="gramEnd"/>
-                            <w:r>
-                              <w:t xml:space="preserve">                             // existing: the actual upload</w:t>
+                              <w:t xml:space="preserve">            httpServlet.doPost(req, res);                                // existing: the actual upload</w:t>
                             </w:r>
                           </w:p>
                           <w:p>
@@ -1054,23 +684,7 @@
                           </w:p>
                           <w:p>
                             <w:r>
-                              <w:t xml:space="preserve">            </w:t>
-                            </w:r>
-                            <w:proofErr w:type="spellStart"/>
-                            <w:r>
-                              <w:t>uploadSemaphore.release</w:t>
-                            </w:r>
-                            <w:proofErr w:type="spellEnd"/>
-                            <w:r>
-                              <w:t>(</w:t>
-                            </w:r>
-                            <w:proofErr w:type="gramStart"/>
-                            <w:r>
-                              <w:t xml:space="preserve">);   </w:t>
-                            </w:r>
-                            <w:proofErr w:type="gramEnd"/>
-                            <w:r>
-                              <w:t xml:space="preserve">                                // NEW: always frees the permit</w:t>
+                              <w:t xml:space="preserve">            uploadSemaphore.release();                                   // NEW: always frees the permit</w:t>
                             </w:r>
                           </w:p>
                           <w:p>
@@ -1081,116 +695,23 @@
                           <w:p/>
                           <w:p>
                             <w:r>
-                              <w:t xml:space="preserve">         </w:t>
-                            </w:r>
-                            <w:proofErr w:type="spellStart"/>
-                            <w:r>
-                              <w:t>OutputStream</w:t>
-                            </w:r>
-                            <w:proofErr w:type="spellEnd"/>
-                            <w:r>
-                              <w:t xml:space="preserve"> out = </w:t>
-                            </w:r>
-                            <w:proofErr w:type="spellStart"/>
-                            <w:proofErr w:type="gramStart"/>
-                            <w:r>
-                              <w:t>socket.getOutputStream</w:t>
-                            </w:r>
-                            <w:proofErr w:type="spellEnd"/>
-                            <w:proofErr w:type="gramEnd"/>
-                            <w:r>
-                              <w:t>();</w:t>
-                            </w:r>
-                          </w:p>
-                          <w:p>
-                            <w:r>
-                              <w:t xml:space="preserve">         </w:t>
-                            </w:r>
-                            <w:proofErr w:type="spellStart"/>
-                            <w:proofErr w:type="gramStart"/>
-                            <w:r>
-                              <w:t>out.write</w:t>
-                            </w:r>
-                            <w:proofErr w:type="spellEnd"/>
-                            <w:proofErr w:type="gramEnd"/>
-                            <w:r>
-                              <w:t>(((</w:t>
-                            </w:r>
-                            <w:proofErr w:type="spellStart"/>
-                            <w:r>
-                              <w:t>ByteArrayOutputStream</w:t>
-                            </w:r>
-                            <w:proofErr w:type="spellEnd"/>
-                            <w:r>
-                              <w:t xml:space="preserve">) </w:t>
-                            </w:r>
-                            <w:proofErr w:type="spellStart"/>
-                            <w:r>
-                              <w:t>baos</w:t>
-                            </w:r>
-                            <w:proofErr w:type="spellEnd"/>
-                            <w:proofErr w:type="gramStart"/>
-                            <w:r>
-                              <w:t>).</w:t>
-                            </w:r>
-                            <w:proofErr w:type="spellStart"/>
-                            <w:r>
-                              <w:t>toByteArray</w:t>
-                            </w:r>
-                            <w:proofErr w:type="spellEnd"/>
-                            <w:proofErr w:type="gramEnd"/>
-                            <w:r>
-                              <w:t>());</w:t>
-                            </w:r>
-                          </w:p>
-                          <w:p>
-                            <w:r>
-                              <w:t xml:space="preserve">         </w:t>
-                            </w:r>
-                            <w:proofErr w:type="spellStart"/>
-                            <w:proofErr w:type="gramStart"/>
-                            <w:r>
-                              <w:t>socket.close</w:t>
-                            </w:r>
-                            <w:proofErr w:type="spellEnd"/>
-                            <w:proofErr w:type="gramEnd"/>
-                            <w:r>
-                              <w:t>();</w:t>
-                            </w:r>
-                          </w:p>
-                          <w:p>
-                            <w:r>
-                              <w:t xml:space="preserve">      } catch (Exception e) </w:t>
-                            </w:r>
-                            <w:proofErr w:type="gramStart"/>
-                            <w:r>
-                              <w:t xml:space="preserve">{ </w:t>
-                            </w:r>
-                            <w:proofErr w:type="spellStart"/>
-                            <w:r>
-                              <w:t>e</w:t>
-                            </w:r>
-                            <w:proofErr w:type="gramEnd"/>
-                            <w:r>
-                              <w:t>.</w:t>
-                            </w:r>
-                            <w:proofErr w:type="gramStart"/>
-                            <w:r>
-                              <w:t>printStackTrace</w:t>
-                            </w:r>
-                            <w:proofErr w:type="spellEnd"/>
-                            <w:r>
-                              <w:t>(</w:t>
-                            </w:r>
-                            <w:proofErr w:type="gramEnd"/>
-                            <w:r>
-                              <w:t>)</w:t>
-                            </w:r>
-                            <w:proofErr w:type="gramStart"/>
-                            <w:r>
-                              <w:t>; }</w:t>
-                            </w:r>
-                            <w:proofErr w:type="gramEnd"/>
+                              <w:t xml:space="preserve">         OutputStream out = socket.getOutputStream();</w:t>
+                            </w:r>
+                          </w:p>
+                          <w:p>
+                            <w:r>
+                              <w:t xml:space="preserve">         out.write(((ByteArrayOutputStream) baos).toByteArray());</w:t>
+                            </w:r>
+                          </w:p>
+                          <w:p>
+                            <w:r>
+                              <w:t xml:space="preserve">         socket.close();</w:t>
+                            </w:r>
+                          </w:p>
+                          <w:p>
+                            <w:r>
+                              <w:t xml:space="preserve">      } catch (Exception e) { e.printStackTrace(); }</w:t>
+                            </w:r>
                           </w:p>
                           <w:p>
                             <w:r>
@@ -1892,169 +1413,44 @@
                           </w:p>
                           <w:p>
                             <w:r>
-                              <w:t xml:space="preserve">import </w:t>
-                            </w:r>
-                            <w:proofErr w:type="spellStart"/>
-                            <w:proofErr w:type="gramStart"/>
-                            <w:r>
-                              <w:t>java.util</w:t>
-                            </w:r>
-                            <w:proofErr w:type="gramEnd"/>
-                            <w:r>
-                              <w:t>.</w:t>
-                            </w:r>
-                            <w:proofErr w:type="gramStart"/>
-                            <w:r>
-                              <w:t>concurrent.Semaphore</w:t>
-                            </w:r>
-                            <w:proofErr w:type="spellEnd"/>
-                            <w:proofErr w:type="gramEnd"/>
-                            <w:r>
-                              <w:t>;                                   // NEW</w:t>
+                              <w:t>import java.util.concurrent.Semaphore;                                   // NEW</w:t>
                             </w:r>
                           </w:p>
                           <w:p/>
                           <w:p>
-                            <w:proofErr w:type="gramStart"/>
-                            <w:r>
-                              <w:t>public</w:t>
-                            </w:r>
-                            <w:proofErr w:type="gramEnd"/>
-                            <w:r>
-                              <w:t xml:space="preserve"> class </w:t>
-                            </w:r>
-                            <w:proofErr w:type="spellStart"/>
-                            <w:r>
-                              <w:t>UploadServerThread</w:t>
-                            </w:r>
-                            <w:proofErr w:type="spellEnd"/>
-                            <w:r>
-                              <w:t xml:space="preserve"> extends Thread {</w:t>
-                            </w:r>
-                          </w:p>
-                          <w:p>
-                            <w:r>
-                              <w:t xml:space="preserve">   </w:t>
-                            </w:r>
-                            <w:proofErr w:type="gramStart"/>
-                            <w:r>
-                              <w:t>private Socket</w:t>
-                            </w:r>
-                            <w:proofErr w:type="gramEnd"/>
-                            <w:r>
-                              <w:t xml:space="preserve"> </w:t>
-                            </w:r>
-                            <w:proofErr w:type="spellStart"/>
-                            <w:r>
-                              <w:t>socket</w:t>
-                            </w:r>
-                            <w:proofErr w:type="spellEnd"/>
-                            <w:r>
-                              <w:t xml:space="preserve"> = null;</w:t>
-                            </w:r>
-                          </w:p>
-                          <w:p>
-                            <w:r>
-                              <w:t xml:space="preserve">   private Semaphore </w:t>
-                            </w:r>
-                            <w:proofErr w:type="spellStart"/>
-                            <w:proofErr w:type="gramStart"/>
-                            <w:r>
-                              <w:t>connSemaphore</w:t>
-                            </w:r>
-                            <w:proofErr w:type="spellEnd"/>
-                            <w:r>
-                              <w:t xml:space="preserve">;   </w:t>
-                            </w:r>
-                            <w:proofErr w:type="gramEnd"/>
-                            <w:r>
-                              <w:t xml:space="preserve">                                   // NEW</w:t>
+                            <w:r>
+                              <w:t>public class UploadServerThread extends Thread {</w:t>
+                            </w:r>
+                          </w:p>
+                          <w:p>
+                            <w:r>
+                              <w:t xml:space="preserve">   private Socket socket = null;</w:t>
+                            </w:r>
+                          </w:p>
+                          <w:p>
+                            <w:r>
+                              <w:t xml:space="preserve">   private Semaphore connSemaphore;                                      // NEW</w:t>
                             </w:r>
                           </w:p>
                           <w:p/>
                           <w:p>
                             <w:r>
-                              <w:t xml:space="preserve">   public </w:t>
-                            </w:r>
-                            <w:proofErr w:type="spellStart"/>
-                            <w:proofErr w:type="gramStart"/>
-                            <w:r>
-                              <w:t>UploadServerThread</w:t>
-                            </w:r>
-                            <w:proofErr w:type="spellEnd"/>
-                            <w:r>
-                              <w:t>(</w:t>
-                            </w:r>
-                            <w:proofErr w:type="gramEnd"/>
-                            <w:r>
-                              <w:t xml:space="preserve">Socket socket, Semaphore </w:t>
-                            </w:r>
-                            <w:proofErr w:type="spellStart"/>
-                            <w:r>
-                              <w:t>connSemaphore</w:t>
-                            </w:r>
-                            <w:proofErr w:type="spellEnd"/>
-                            <w:r>
-                              <w:t xml:space="preserve">) </w:t>
-                            </w:r>
-                            <w:proofErr w:type="gramStart"/>
-                            <w:r>
-                              <w:t xml:space="preserve">{  </w:t>
-                            </w:r>
-                            <w:proofErr w:type="gramEnd"/>
-                            <w:r>
-                              <w:t xml:space="preserve"> // MODIFIED: extra parameter</w:t>
-                            </w:r>
-                          </w:p>
-                          <w:p>
-                            <w:r>
-                              <w:t xml:space="preserve">      super("</w:t>
-                            </w:r>
-                            <w:proofErr w:type="spellStart"/>
-                            <w:r>
-                              <w:t>DirServerThread</w:t>
-                            </w:r>
-                            <w:proofErr w:type="spellEnd"/>
-                            <w:r>
-                              <w:t>");</w:t>
-                            </w:r>
-                          </w:p>
-                          <w:p>
-                            <w:r>
-                              <w:t xml:space="preserve">      </w:t>
-                            </w:r>
-                            <w:proofErr w:type="spellStart"/>
-                            <w:proofErr w:type="gramStart"/>
-                            <w:r>
-                              <w:t>this.socket</w:t>
-                            </w:r>
-                            <w:proofErr w:type="spellEnd"/>
-                            <w:proofErr w:type="gramEnd"/>
-                            <w:r>
-                              <w:t xml:space="preserve"> = socket;</w:t>
-                            </w:r>
-                          </w:p>
-                          <w:p>
-                            <w:r>
-                              <w:t xml:space="preserve">      </w:t>
-                            </w:r>
-                            <w:proofErr w:type="spellStart"/>
-                            <w:proofErr w:type="gramStart"/>
-                            <w:r>
-                              <w:t>this.connSemaphore</w:t>
-                            </w:r>
-                            <w:proofErr w:type="spellEnd"/>
-                            <w:proofErr w:type="gramEnd"/>
-                            <w:r>
-                              <w:t xml:space="preserve"> = </w:t>
-                            </w:r>
-                            <w:proofErr w:type="gramStart"/>
-                            <w:r>
-                              <w:t xml:space="preserve">connSemaphore;   </w:t>
-                            </w:r>
-                            <w:proofErr w:type="gramEnd"/>
-                            <w:r>
-                              <w:t xml:space="preserve">                             // NEW</w:t>
+                              <w:t xml:space="preserve">   public UploadServerThread(Socket socket, Semaphore connSemaphore) {   // MODIFIED: extra parameter</w:t>
+                            </w:r>
+                          </w:p>
+                          <w:p>
+                            <w:r>
+                              <w:t xml:space="preserve">      super("DirServerThread");</w:t>
+                            </w:r>
+                          </w:p>
+                          <w:p>
+                            <w:r>
+                              <w:t xml:space="preserve">      this.socket = socket;</w:t>
+                            </w:r>
+                          </w:p>
+                          <w:p>
+                            <w:r>
+                              <w:t xml:space="preserve">      this.connSemaphore = connSemaphore;                                // NEW</w:t>
                             </w:r>
                           </w:p>
                           <w:p>
@@ -2064,15 +1460,7 @@
                           </w:p>
                           <w:p>
                             <w:r>
-                              <w:t xml:space="preserve">   public void </w:t>
-                            </w:r>
-                            <w:proofErr w:type="gramStart"/>
-                            <w:r>
-                              <w:t>run(</w:t>
-                            </w:r>
-                            <w:proofErr w:type="gramEnd"/>
-                            <w:r>
-                              <w:t>) {</w:t>
+                              <w:t xml:space="preserve">   public void run() {</w:t>
                             </w:r>
                           </w:p>
                           <w:p>
@@ -2082,268 +1470,57 @@
                           </w:p>
                           <w:p>
                             <w:r>
-                              <w:t xml:space="preserve">         </w:t>
-                            </w:r>
-                            <w:proofErr w:type="spellStart"/>
-                            <w:r>
-                              <w:t>InputStream</w:t>
-                            </w:r>
-                            <w:proofErr w:type="spellEnd"/>
-                            <w:r>
-                              <w:t xml:space="preserve"> in = </w:t>
-                            </w:r>
-                            <w:proofErr w:type="spellStart"/>
-                            <w:proofErr w:type="gramStart"/>
-                            <w:r>
-                              <w:t>socket.getInputStream</w:t>
-                            </w:r>
-                            <w:proofErr w:type="spellEnd"/>
-                            <w:proofErr w:type="gramEnd"/>
-                            <w:r>
-                              <w:t>();</w:t>
-                            </w:r>
-                          </w:p>
-                          <w:p>
-                            <w:r>
-                              <w:t xml:space="preserve">         </w:t>
-                            </w:r>
-                            <w:proofErr w:type="spellStart"/>
-                            <w:r>
-                              <w:t>HttpServletRequest</w:t>
-                            </w:r>
-                            <w:proofErr w:type="spellEnd"/>
-                            <w:r>
-                              <w:t xml:space="preserve"> req = new </w:t>
-                            </w:r>
-                            <w:proofErr w:type="spellStart"/>
-                            <w:r>
-                              <w:t>HttpServletRequest</w:t>
-                            </w:r>
-                            <w:proofErr w:type="spellEnd"/>
-                            <w:r>
-                              <w:t>(in);</w:t>
-                            </w:r>
-                          </w:p>
-                          <w:p>
-                            <w:r>
-                              <w:t xml:space="preserve">         </w:t>
-                            </w:r>
-                            <w:proofErr w:type="spellStart"/>
-                            <w:r>
-                              <w:t>OutputStream</w:t>
-                            </w:r>
-                            <w:proofErr w:type="spellEnd"/>
-                            <w:r>
-                              <w:t xml:space="preserve"> </w:t>
-                            </w:r>
-                            <w:proofErr w:type="spellStart"/>
-                            <w:r>
-                              <w:t>baos</w:t>
-                            </w:r>
-                            <w:proofErr w:type="spellEnd"/>
-                            <w:r>
-                              <w:t xml:space="preserve"> = new </w:t>
-                            </w:r>
-                            <w:proofErr w:type="spellStart"/>
-                            <w:proofErr w:type="gramStart"/>
-                            <w:r>
-                              <w:t>ByteArrayOutputStream</w:t>
-                            </w:r>
-                            <w:proofErr w:type="spellEnd"/>
-                            <w:r>
-                              <w:t>(</w:t>
-                            </w:r>
-                            <w:proofErr w:type="gramEnd"/>
-                            <w:r>
-                              <w:t>);</w:t>
-                            </w:r>
-                          </w:p>
-                          <w:p>
-                            <w:r>
-                              <w:t xml:space="preserve">         </w:t>
-                            </w:r>
-                            <w:proofErr w:type="spellStart"/>
-                            <w:r>
-                              <w:t>HttpServletResponse</w:t>
-                            </w:r>
-                            <w:proofErr w:type="spellEnd"/>
-                            <w:r>
-                              <w:t xml:space="preserve"> res = new </w:t>
-                            </w:r>
-                            <w:proofErr w:type="spellStart"/>
-                            <w:r>
-                              <w:t>HttpServletResponse</w:t>
-                            </w:r>
-                            <w:proofErr w:type="spellEnd"/>
-                            <w:r>
-                              <w:t>(</w:t>
-                            </w:r>
-                            <w:proofErr w:type="spellStart"/>
-                            <w:r>
-                              <w:t>baos</w:t>
-                            </w:r>
-                            <w:proofErr w:type="spellEnd"/>
-                            <w:r>
-                              <w:t>);</w:t>
-                            </w:r>
-                          </w:p>
-                          <w:p>
-                            <w:r>
-                              <w:t xml:space="preserve">         </w:t>
-                            </w:r>
-                            <w:proofErr w:type="spellStart"/>
-                            <w:r>
-                              <w:t>HttpServlet</w:t>
-                            </w:r>
-                            <w:proofErr w:type="spellEnd"/>
-                            <w:r>
-                              <w:t xml:space="preserve"> </w:t>
-                            </w:r>
-                            <w:proofErr w:type="spellStart"/>
-                            <w:r>
-                              <w:t>httpServlet</w:t>
-                            </w:r>
-                            <w:proofErr w:type="spellEnd"/>
-                            <w:r>
-                              <w:t xml:space="preserve"> = new </w:t>
-                            </w:r>
-                            <w:proofErr w:type="spellStart"/>
-                            <w:proofErr w:type="gramStart"/>
-                            <w:r>
-                              <w:t>UploadServlet</w:t>
-                            </w:r>
-                            <w:proofErr w:type="spellEnd"/>
-                            <w:r>
-                              <w:t>(</w:t>
-                            </w:r>
-                            <w:proofErr w:type="gramEnd"/>
-                            <w:r>
-                              <w:t>);</w:t>
-                            </w:r>
-                          </w:p>
-                          <w:p>
-                            <w:r>
-                              <w:t xml:space="preserve">         </w:t>
-                            </w:r>
-                            <w:proofErr w:type="spellStart"/>
-                            <w:r>
-                              <w:t>httpServlet.doPost</w:t>
-                            </w:r>
-                            <w:proofErr w:type="spellEnd"/>
-                            <w:r>
-                              <w:t xml:space="preserve">(req, </w:t>
-                            </w:r>
-                            <w:proofErr w:type="gramStart"/>
-                            <w:r>
-                              <w:t>res</w:t>
-                            </w:r>
-                            <w:proofErr w:type="gramEnd"/>
-                            <w:r>
-                              <w:t>);</w:t>
-                            </w:r>
-                          </w:p>
-                          <w:p>
-                            <w:r>
-                              <w:t xml:space="preserve">         </w:t>
-                            </w:r>
-                            <w:proofErr w:type="spellStart"/>
-                            <w:r>
-                              <w:t>OutputStream</w:t>
-                            </w:r>
-                            <w:proofErr w:type="spellEnd"/>
-                            <w:r>
-                              <w:t xml:space="preserve"> out = </w:t>
-                            </w:r>
-                            <w:proofErr w:type="spellStart"/>
-                            <w:proofErr w:type="gramStart"/>
-                            <w:r>
-                              <w:t>socket.getOutputStream</w:t>
-                            </w:r>
-                            <w:proofErr w:type="spellEnd"/>
-                            <w:proofErr w:type="gramEnd"/>
-                            <w:r>
-                              <w:t>();</w:t>
-                            </w:r>
-                          </w:p>
-                          <w:p>
-                            <w:r>
-                              <w:t xml:space="preserve">         </w:t>
-                            </w:r>
-                            <w:proofErr w:type="spellStart"/>
-                            <w:proofErr w:type="gramStart"/>
-                            <w:r>
-                              <w:t>out.write</w:t>
-                            </w:r>
-                            <w:proofErr w:type="spellEnd"/>
-                            <w:proofErr w:type="gramEnd"/>
-                            <w:r>
-                              <w:t>(((</w:t>
-                            </w:r>
-                            <w:proofErr w:type="spellStart"/>
-                            <w:r>
-                              <w:t>ByteArrayOutputStream</w:t>
-                            </w:r>
-                            <w:proofErr w:type="spellEnd"/>
-                            <w:r>
-                              <w:t xml:space="preserve">) </w:t>
-                            </w:r>
-                            <w:proofErr w:type="spellStart"/>
-                            <w:r>
-                              <w:t>baos</w:t>
-                            </w:r>
-                            <w:proofErr w:type="spellEnd"/>
-                            <w:proofErr w:type="gramStart"/>
-                            <w:r>
-                              <w:t>).</w:t>
-                            </w:r>
-                            <w:proofErr w:type="spellStart"/>
-                            <w:r>
-                              <w:t>toByteArray</w:t>
-                            </w:r>
-                            <w:proofErr w:type="spellEnd"/>
-                            <w:proofErr w:type="gramEnd"/>
-                            <w:r>
-                              <w:t>());</w:t>
-                            </w:r>
-                          </w:p>
-                          <w:p>
-                            <w:r>
-                              <w:t xml:space="preserve">         </w:t>
-                            </w:r>
-                            <w:proofErr w:type="spellStart"/>
-                            <w:proofErr w:type="gramStart"/>
-                            <w:r>
-                              <w:t>socket.close</w:t>
-                            </w:r>
-                            <w:proofErr w:type="spellEnd"/>
-                            <w:proofErr w:type="gramEnd"/>
-                            <w:r>
-                              <w:t>();</w:t>
-                            </w:r>
-                          </w:p>
-                          <w:p>
-                            <w:r>
-                              <w:t xml:space="preserve">      } catch (Exception </w:t>
-                            </w:r>
-                            <w:proofErr w:type="gramStart"/>
-                            <w:r>
-                              <w:t>e) {</w:t>
-                            </w:r>
-                            <w:proofErr w:type="gramEnd"/>
-                          </w:p>
-                          <w:p>
-                            <w:r>
-                              <w:t xml:space="preserve">         </w:t>
-                            </w:r>
-                            <w:proofErr w:type="spellStart"/>
-                            <w:proofErr w:type="gramStart"/>
-                            <w:r>
-                              <w:t>e.printStackTrace</w:t>
-                            </w:r>
-                            <w:proofErr w:type="spellEnd"/>
-                            <w:proofErr w:type="gramEnd"/>
-                            <w:r>
-                              <w:t>();</w:t>
+                              <w:t xml:space="preserve">         InputStream in = socket.getInputStream();</w:t>
+                            </w:r>
+                          </w:p>
+                          <w:p>
+                            <w:r>
+                              <w:t xml:space="preserve">         HttpServletRequest req = new HttpServletRequest(in);</w:t>
+                            </w:r>
+                          </w:p>
+                          <w:p>
+                            <w:r>
+                              <w:t xml:space="preserve">         OutputStream baos = new ByteArrayOutputStream();</w:t>
+                            </w:r>
+                          </w:p>
+                          <w:p>
+                            <w:r>
+                              <w:t xml:space="preserve">         HttpServletResponse res = new HttpServletResponse(baos);</w:t>
+                            </w:r>
+                          </w:p>
+                          <w:p>
+                            <w:r>
+                              <w:t xml:space="preserve">         HttpServlet httpServlet = new UploadServlet();</w:t>
+                            </w:r>
+                          </w:p>
+                          <w:p>
+                            <w:r>
+                              <w:t xml:space="preserve">         httpServlet.doPost(req, res);</w:t>
+                            </w:r>
+                          </w:p>
+                          <w:p>
+                            <w:r>
+                              <w:t xml:space="preserve">         OutputStream out = socket.getOutputStream();</w:t>
+                            </w:r>
+                          </w:p>
+                          <w:p>
+                            <w:r>
+                              <w:t xml:space="preserve">         out.write(((ByteArrayOutputStream) baos).toByteArray());</w:t>
+                            </w:r>
+                          </w:p>
+                          <w:p>
+                            <w:r>
+                              <w:t xml:space="preserve">         socket.close();</w:t>
+                            </w:r>
+                          </w:p>
+                          <w:p>
+                            <w:r>
+                              <w:t xml:space="preserve">      } catch (Exception e) {</w:t>
+                            </w:r>
+                          </w:p>
+                          <w:p>
+                            <w:r>
+                              <w:t xml:space="preserve">         e.printStackTrace();</w:t>
                             </w:r>
                           </w:p>
                           <w:p>
@@ -2353,23 +1530,7 @@
                           </w:p>
                           <w:p>
                             <w:r>
-                              <w:t xml:space="preserve">         </w:t>
-                            </w:r>
-                            <w:proofErr w:type="spellStart"/>
-                            <w:r>
-                              <w:t>connSemaphore.release</w:t>
-                            </w:r>
-                            <w:proofErr w:type="spellEnd"/>
-                            <w:r>
-                              <w:t>(</w:t>
-                            </w:r>
-                            <w:proofErr w:type="gramStart"/>
-                            <w:r>
-                              <w:t xml:space="preserve">);   </w:t>
-                            </w:r>
-                            <w:proofErr w:type="gramEnd"/>
-                            <w:r>
-                              <w:t xml:space="preserve">                                     // NEW: connection finished, free the slot</w:t>
+                              <w:t xml:space="preserve">         connSemaphore.release();                                        // NEW: connection finished, free the slot</w:t>
                             </w:r>
                           </w:p>
                           <w:p>
@@ -2976,149 +2137,38 @@
                           </w:p>
                           <w:p>
                             <w:r>
-                              <w:t xml:space="preserve">import </w:t>
-                            </w:r>
-                            <w:proofErr w:type="gramStart"/>
-                            <w:r>
-                              <w:t>java.net.*</w:t>
-                            </w:r>
-                            <w:proofErr w:type="gramEnd"/>
-                            <w:r>
-                              <w:t>;</w:t>
-                            </w:r>
-                          </w:p>
-                          <w:p>
-                            <w:r>
-                              <w:t xml:space="preserve">import </w:t>
-                            </w:r>
-                            <w:proofErr w:type="gramStart"/>
-                            <w:r>
-                              <w:t>java.io.*</w:t>
-                            </w:r>
-                            <w:proofErr w:type="gramEnd"/>
-                            <w:r>
-                              <w:t>;</w:t>
-                            </w:r>
-                          </w:p>
-                          <w:p>
-                            <w:r>
-                              <w:t xml:space="preserve">import </w:t>
-                            </w:r>
-                            <w:proofErr w:type="spellStart"/>
-                            <w:proofErr w:type="gramStart"/>
-                            <w:r>
-                              <w:t>java.util</w:t>
-                            </w:r>
-                            <w:proofErr w:type="gramEnd"/>
-                            <w:r>
-                              <w:t>.</w:t>
-                            </w:r>
-                            <w:proofErr w:type="gramStart"/>
-                            <w:r>
-                              <w:t>concurrent.Semaphore</w:t>
-                            </w:r>
-                            <w:proofErr w:type="spellEnd"/>
-                            <w:proofErr w:type="gramEnd"/>
-                            <w:r>
-                              <w:t>;                                   // NEW</w:t>
+                              <w:t>import java.net.*;</w:t>
+                            </w:r>
+                          </w:p>
+                          <w:p>
+                            <w:r>
+                              <w:t>import java.io.*;</w:t>
+                            </w:r>
+                          </w:p>
+                          <w:p>
+                            <w:r>
+                              <w:t>import java.util.concurrent.Semaphore;                                   // NEW</w:t>
                             </w:r>
                           </w:p>
                           <w:p/>
                           <w:p>
-                            <w:proofErr w:type="gramStart"/>
-                            <w:r>
-                              <w:t>public</w:t>
-                            </w:r>
-                            <w:proofErr w:type="gramEnd"/>
-                            <w:r>
-                              <w:t xml:space="preserve"> class </w:t>
-                            </w:r>
-                            <w:proofErr w:type="spellStart"/>
-                            <w:r>
-                              <w:t>UploadServer</w:t>
-                            </w:r>
-                            <w:proofErr w:type="spellEnd"/>
-                            <w:r>
-                              <w:t xml:space="preserve"> {</w:t>
-                            </w:r>
-                          </w:p>
-                          <w:p>
-                            <w:r>
-                              <w:t xml:space="preserve">    public static void </w:t>
-                            </w:r>
-                            <w:proofErr w:type="gramStart"/>
-                            <w:r>
-                              <w:t>main(String[</w:t>
-                            </w:r>
-                            <w:proofErr w:type="gramEnd"/>
-                            <w:r>
-                              <w:t xml:space="preserve">] </w:t>
-                            </w:r>
-                            <w:proofErr w:type="spellStart"/>
-                            <w:r>
-                              <w:t>args</w:t>
-                            </w:r>
-                            <w:proofErr w:type="spellEnd"/>
-                            <w:r>
-                              <w:t xml:space="preserve">) throws </w:t>
-                            </w:r>
-                            <w:proofErr w:type="spellStart"/>
-                            <w:r>
-                              <w:t>IOException</w:t>
-                            </w:r>
-                            <w:proofErr w:type="spellEnd"/>
-                            <w:r>
-                              <w:t xml:space="preserve"> {</w:t>
-                            </w:r>
-                          </w:p>
-                          <w:p>
-                            <w:r>
-                              <w:t xml:space="preserve">        Semaphore </w:t>
-                            </w:r>
-                            <w:proofErr w:type="spellStart"/>
-                            <w:r>
-                              <w:t>connSemaphore</w:t>
-                            </w:r>
-                            <w:proofErr w:type="spellEnd"/>
-                            <w:r>
-                              <w:t xml:space="preserve"> = new </w:t>
-                            </w:r>
-                            <w:proofErr w:type="gramStart"/>
-                            <w:r>
-                              <w:t>Semaphore(</w:t>
-                            </w:r>
-                            <w:proofErr w:type="gramEnd"/>
-                            <w:r>
-                              <w:t>3, true</w:t>
-                            </w:r>
-                            <w:proofErr w:type="gramStart"/>
-                            <w:r>
-                              <w:t xml:space="preserve">);   </w:t>
-                            </w:r>
-                            <w:proofErr w:type="gramEnd"/>
-                            <w:r>
-                              <w:t xml:space="preserve">             // NEW: max 3 open connections</w:t>
-                            </w:r>
-                          </w:p>
-                          <w:p>
-                            <w:r>
-                              <w:t xml:space="preserve">        </w:t>
-                            </w:r>
-                            <w:proofErr w:type="spellStart"/>
-                            <w:r>
-                              <w:t>ServerSocket</w:t>
-                            </w:r>
-                            <w:proofErr w:type="spellEnd"/>
-                            <w:r>
-                              <w:t xml:space="preserve"> </w:t>
-                            </w:r>
-                            <w:proofErr w:type="spellStart"/>
-                            <w:r>
-                              <w:t>serverSocket</w:t>
-                            </w:r>
-                            <w:proofErr w:type="spellEnd"/>
-                            <w:r>
-                              <w:t xml:space="preserve"> = null;</w:t>
+                            <w:r>
+                              <w:t>public class UploadServer {</w:t>
+                            </w:r>
+                          </w:p>
+                          <w:p>
+                            <w:r>
+                              <w:t xml:space="preserve">    public static void main(String[] args) throws IOException {</w:t>
+                            </w:r>
+                          </w:p>
+                          <w:p>
+                            <w:r>
+                              <w:t xml:space="preserve">        Semaphore connSemaphore = new Semaphore(3, true);                // NEW: max 3 open connections</w:t>
+                            </w:r>
+                          </w:p>
+                          <w:p>
+                            <w:r>
+                              <w:t xml:space="preserve">        ServerSocket serverSocket = null;</w:t>
                             </w:r>
                           </w:p>
                           <w:p>
@@ -3128,72 +2178,22 @@
                           </w:p>
                           <w:p>
                             <w:r>
-                              <w:t xml:space="preserve">            </w:t>
-                            </w:r>
-                            <w:proofErr w:type="spellStart"/>
-                            <w:r>
-                              <w:t>serverSocket</w:t>
-                            </w:r>
-                            <w:proofErr w:type="spellEnd"/>
-                            <w:r>
-                              <w:t xml:space="preserve"> = new </w:t>
-                            </w:r>
-                            <w:proofErr w:type="spellStart"/>
-                            <w:proofErr w:type="gramStart"/>
-                            <w:r>
-                              <w:t>ServerSocket</w:t>
-                            </w:r>
-                            <w:proofErr w:type="spellEnd"/>
-                            <w:r>
-                              <w:t>(</w:t>
-                            </w:r>
-                            <w:proofErr w:type="gramEnd"/>
-                            <w:r>
-                              <w:t>8999);</w:t>
-                            </w:r>
-                          </w:p>
-                          <w:p>
-                            <w:r>
-                              <w:t xml:space="preserve">        } catch (</w:t>
-                            </w:r>
-                            <w:proofErr w:type="spellStart"/>
-                            <w:r>
-                              <w:t>IOException</w:t>
-                            </w:r>
-                            <w:proofErr w:type="spellEnd"/>
-                            <w:r>
-                              <w:t xml:space="preserve"> </w:t>
-                            </w:r>
-                            <w:proofErr w:type="gramStart"/>
-                            <w:r>
-                              <w:t>e) {</w:t>
-                            </w:r>
-                            <w:proofErr w:type="gramEnd"/>
-                          </w:p>
-                          <w:p>
-                            <w:r>
-                              <w:t xml:space="preserve">            </w:t>
-                            </w:r>
-                            <w:proofErr w:type="spellStart"/>
-                            <w:r>
-                              <w:t>System.err.println</w:t>
-                            </w:r>
-                            <w:proofErr w:type="spellEnd"/>
-                            <w:r>
-                              <w:t>("Could not listen on port: 8999.");</w:t>
-                            </w:r>
-                          </w:p>
-                          <w:p>
-                            <w:r>
-                              <w:t xml:space="preserve">            </w:t>
-                            </w:r>
-                            <w:proofErr w:type="spellStart"/>
-                            <w:r>
-                              <w:t>System.exit</w:t>
-                            </w:r>
-                            <w:proofErr w:type="spellEnd"/>
-                            <w:r>
-                              <w:t>(-1);</w:t>
+                              <w:t xml:space="preserve">            serverSocket = new ServerSocket(8999);</w:t>
+                            </w:r>
+                          </w:p>
+                          <w:p>
+                            <w:r>
+                              <w:t xml:space="preserve">        } catch (IOException e) {</w:t>
+                            </w:r>
+                          </w:p>
+                          <w:p>
+                            <w:r>
+                              <w:t xml:space="preserve">            System.err.println("Could not listen on port: 8999.");</w:t>
+                            </w:r>
+                          </w:p>
+                          <w:p>
+                            <w:r>
+                              <w:t xml:space="preserve">            System.exit(-1);</w:t>
                             </w:r>
                           </w:p>
                           <w:p>
@@ -3208,67 +2208,12 @@
                           </w:p>
                           <w:p>
                             <w:r>
-                              <w:t xml:space="preserve">            </w:t>
-                            </w:r>
-                            <w:proofErr w:type="spellStart"/>
-                            <w:r>
-                              <w:t>connSemaphore.acquireUninterruptibly</w:t>
-                            </w:r>
-                            <w:proofErr w:type="spellEnd"/>
-                            <w:r>
-                              <w:t>(</w:t>
-                            </w:r>
-                            <w:proofErr w:type="gramStart"/>
-                            <w:r>
-                              <w:t xml:space="preserve">);   </w:t>
-                            </w:r>
-                            <w:proofErr w:type="gramEnd"/>
-                            <w:r>
-                              <w:t xml:space="preserve">                   // NEW: wait for a free slot BEFORE accepting</w:t>
-                            </w:r>
-                          </w:p>
-                          <w:p>
-                            <w:r>
-                              <w:t xml:space="preserve">            new </w:t>
-                            </w:r>
-                            <w:proofErr w:type="spellStart"/>
-                            <w:proofErr w:type="gramStart"/>
-                            <w:r>
-                              <w:t>UploadServerThread</w:t>
-                            </w:r>
-                            <w:proofErr w:type="spellEnd"/>
-                            <w:r>
-                              <w:t>(</w:t>
-                            </w:r>
-                            <w:proofErr w:type="spellStart"/>
-                            <w:proofErr w:type="gramEnd"/>
-                            <w:r>
-                              <w:t>serverSocket.accept</w:t>
-                            </w:r>
-                            <w:proofErr w:type="spellEnd"/>
-                            <w:r>
-                              <w:t xml:space="preserve">(), </w:t>
-                            </w:r>
-                            <w:proofErr w:type="spellStart"/>
-                            <w:r>
-                              <w:t>connSemaphore</w:t>
-                            </w:r>
-                            <w:proofErr w:type="spellEnd"/>
-                            <w:proofErr w:type="gramStart"/>
-                            <w:r>
-                              <w:t>).start</w:t>
-                            </w:r>
-                            <w:proofErr w:type="gramEnd"/>
-                            <w:r>
-                              <w:t>(</w:t>
-                            </w:r>
-                            <w:proofErr w:type="gramStart"/>
-                            <w:r>
-                              <w:t xml:space="preserve">);   </w:t>
-                            </w:r>
-                            <w:proofErr w:type="gramEnd"/>
-                            <w:r>
-                              <w:t>// MODIFIED: pass semaphore</w:t>
+                              <w:t xml:space="preserve">            connSemaphore.acquireUninterruptibly();                      // NEW: wait for a free slot BEFORE accepting</w:t>
+                            </w:r>
+                          </w:p>
+                          <w:p>
+                            <w:r>
+                              <w:t xml:space="preserve">            new UploadServerThread(serverSocket.accept(), connSemaphore).start();   // MODIFIED: pass semaphore</w:t>
                             </w:r>
                           </w:p>
                           <w:p>
@@ -3801,16 +2746,11 @@
         </w:numPr>
         <w:spacing w:after="160"/>
       </w:pPr>
-      <w:proofErr w:type="gramStart"/>
       <w:r>
         <w:t xml:space="preserve">Part </w:t>
       </w:r>
       <w:r>
-        <w:t>b</w:t>
-      </w:r>
-      <w:proofErr w:type="gramEnd"/>
-      <w:r>
-        <w:t xml:space="preserve"> is t</w:t>
+        <w:t>b is t</w:t>
       </w:r>
       <w:r>
         <w:t>hread-safe because synchronized prevents both threads from accessing the critical section at the same time</w:t>
@@ -3890,105 +2830,36 @@
                         <w:txbxContent>
                           <w:p>
                             <w:r>
-                              <w:t>synchronized(</w:t>
-                            </w:r>
-                            <w:proofErr w:type="gramStart"/>
-                            <w:r>
-                              <w:t>this) {</w:t>
-                            </w:r>
-                            <w:proofErr w:type="gramEnd"/>
+                              <w:t>synchronized(this) {</w:t>
+                            </w:r>
                           </w:p>
                           <w:p>
                             <w:r>
                               <w:t xml:space="preserve">    </w:t>
                             </w:r>
                             <w:r>
-                              <w:t>if (</w:t>
-                            </w:r>
-                            <w:proofErr w:type="spellStart"/>
-                            <w:r>
-                              <w:t>Thread.currentThread</w:t>
-                            </w:r>
-                            <w:proofErr w:type="spellEnd"/>
-                            <w:r>
-                              <w:t>(</w:t>
-                            </w:r>
-                            <w:proofErr w:type="gramStart"/>
-                            <w:r>
-                              <w:t>).</w:t>
-                            </w:r>
-                            <w:proofErr w:type="spellStart"/>
-                            <w:r>
-                              <w:t>getName</w:t>
-                            </w:r>
-                            <w:proofErr w:type="spellEnd"/>
-                            <w:proofErr w:type="gramEnd"/>
-                            <w:r>
-                              <w:t>(</w:t>
-                            </w:r>
-                            <w:proofErr w:type="gramStart"/>
-                            <w:r>
-                              <w:t>).contains</w:t>
-                            </w:r>
-                            <w:proofErr w:type="gramEnd"/>
-                            <w:r>
-                              <w:t>("T</w:t>
+                              <w:t>if (Thread.currentThread().getName().contains("T</w:t>
                             </w:r>
                             <w:r>
                               <w:t>1</w:t>
                             </w:r>
                             <w:r>
-                              <w:t>"</w:t>
-                            </w:r>
-                            <w:proofErr w:type="gramStart"/>
-                            <w:r>
-                              <w:t>)) {</w:t>
-                            </w:r>
-                            <w:proofErr w:type="gramEnd"/>
-                          </w:p>
-                          <w:p>
-                            <w:r>
-                              <w:t xml:space="preserve">        </w:t>
-                            </w:r>
-                            <w:r>
-                              <w:t xml:space="preserve">while (shared == </w:t>
-                            </w:r>
-                            <w:proofErr w:type="gramStart"/>
-                            <w:r>
-                              <w:t>0) {</w:t>
-                            </w:r>
-                            <w:proofErr w:type="gramEnd"/>
-                          </w:p>
-                          <w:p>
-                            <w:r>
-                              <w:t xml:space="preserve">         </w:t>
-                            </w:r>
-                            <w:r>
-                              <w:t> </w:t>
-                            </w:r>
-                            <w:r>
-                              <w:t xml:space="preserve">    </w:t>
-                            </w:r>
-                            <w:r>
-                              <w:t>try {</w:t>
-                            </w:r>
-                          </w:p>
-                          <w:p>
-                            <w:r>
-                              <w:t xml:space="preserve">                     </w:t>
-                            </w:r>
-                            <w:r>
-                              <w:t xml:space="preserve">   </w:t>
-                            </w:r>
-                            <w:proofErr w:type="spellStart"/>
-                            <w:proofErr w:type="gramStart"/>
-                            <w:r>
-                              <w:t>this.wait</w:t>
-                            </w:r>
-                            <w:proofErr w:type="spellEnd"/>
-                            <w:proofErr w:type="gramEnd"/>
-                            <w:r>
-                              <w:t>();</w:t>
+                              <w:t>")) {</w:t>
+                            </w:r>
+                          </w:p>
+                          <w:p>
+                            <w:r>
+                              <w:t xml:space="preserve">        while (shared == 0) {</w:t>
+                            </w:r>
+                          </w:p>
+                          <w:p>
+                            <w:r>
+                              <w:t xml:space="preserve">              try {</w:t>
+                            </w:r>
+                          </w:p>
+                          <w:p>
+                            <w:r>
+                              <w:t>                        this.wait();</w:t>
                             </w:r>
                           </w:p>
                           <w:p>
@@ -4139,13 +3010,8 @@
       <w:r>
         <w:t xml:space="preserve">This condition needs to have </w:t>
       </w:r>
-      <w:proofErr w:type="gramStart"/>
-      <w:r>
-        <w:t>contains</w:t>
-      </w:r>
-      <w:proofErr w:type="gramEnd"/>
-      <w:r>
-        <w:t>("T</w:t>
+      <w:r>
+        <w:t>contains("T</w:t>
       </w:r>
       <w:r>
         <w:t>1</w:t>
@@ -4225,34 +3091,8 @@
                             </w:r>
                           </w:p>
                           <w:p>
-                            <w:proofErr w:type="spellStart"/>
-                            <w:r>
-                              <w:t>System.out.println</w:t>
-                            </w:r>
-                            <w:proofErr w:type="spellEnd"/>
-                            <w:r>
-                              <w:t>(</w:t>
-                            </w:r>
-                            <w:proofErr w:type="spellStart"/>
-                            <w:r>
-                              <w:t>Thread.currentThread</w:t>
-                            </w:r>
-                            <w:proofErr w:type="spellEnd"/>
-                            <w:r>
-                              <w:t>(</w:t>
-                            </w:r>
-                            <w:proofErr w:type="gramStart"/>
-                            <w:r>
-                              <w:t>).</w:t>
-                            </w:r>
-                            <w:proofErr w:type="spellStart"/>
-                            <w:r>
-                              <w:t>getName</w:t>
-                            </w:r>
-                            <w:proofErr w:type="spellEnd"/>
-                            <w:proofErr w:type="gramEnd"/>
-                            <w:r>
-                              <w:t>() + ": " +shared);</w:t>
+                            <w:r>
+                              <w:t>System.out.println(Thread.currentThread().getName() + ": " +shared);</w:t>
                             </w:r>
                           </w:p>
                           <w:p/>
@@ -4263,56 +3103,12 @@
                           </w:p>
                           <w:p>
                             <w:r>
-                              <w:t>if (</w:t>
-                            </w:r>
-                            <w:proofErr w:type="spellStart"/>
-                            <w:r>
-                              <w:t>Thread.currentThread</w:t>
-                            </w:r>
-                            <w:proofErr w:type="spellEnd"/>
-                            <w:r>
-                              <w:t>(</w:t>
-                            </w:r>
-                            <w:proofErr w:type="gramStart"/>
-                            <w:r>
-                              <w:t>).</w:t>
-                            </w:r>
-                            <w:proofErr w:type="spellStart"/>
-                            <w:r>
-                              <w:t>getName</w:t>
-                            </w:r>
-                            <w:proofErr w:type="spellEnd"/>
-                            <w:proofErr w:type="gramEnd"/>
-                            <w:r>
-                              <w:t>(</w:t>
-                            </w:r>
-                            <w:proofErr w:type="gramStart"/>
-                            <w:r>
-                              <w:t>).contains</w:t>
-                            </w:r>
-                            <w:proofErr w:type="gramEnd"/>
-                            <w:r>
-                              <w:t>("T2"</w:t>
-                            </w:r>
-                            <w:proofErr w:type="gramStart"/>
-                            <w:r>
-                              <w:t>)) {</w:t>
-                            </w:r>
-                            <w:proofErr w:type="gramEnd"/>
-                          </w:p>
-                          <w:p>
-                            <w:r>
-                              <w:t xml:space="preserve">                </w:t>
-                            </w:r>
-                            <w:proofErr w:type="spellStart"/>
-                            <w:proofErr w:type="gramStart"/>
-                            <w:r>
-                              <w:t>this.notify</w:t>
-                            </w:r>
-                            <w:proofErr w:type="spellEnd"/>
-                            <w:proofErr w:type="gramEnd"/>
-                            <w:r>
-                              <w:t>();</w:t>
+                              <w:t>if (Thread.currentThread().getName().contains("T2")) {</w:t>
+                            </w:r>
+                          </w:p>
+                          <w:p>
+                            <w:r>
+                              <w:t>                this.notify();</w:t>
                             </w:r>
                           </w:p>
                           <w:p>
@@ -4464,15 +3260,7 @@
         </mc:AlternateContent>
       </w:r>
       <w:r>
-        <w:t xml:space="preserve">Also, at the end after the thread finishes, we need to notify so the next thread can start. Since there are only two threads, I use an if statement so only T2 calls </w:t>
-      </w:r>
-      <w:proofErr w:type="gramStart"/>
-      <w:r>
-        <w:t>notify(</w:t>
-      </w:r>
-      <w:proofErr w:type="gramEnd"/>
-      <w:r>
-        <w:t>).</w:t>
+        <w:t>Also, at the end after the thread finishes, we need to notify so the next thread can start. Since there are only two threads, I use an if statement so only T2 calls notify().</w:t>
       </w:r>
     </w:p>
     <w:p>
@@ -5458,6 +4246,7 @@
   <w:style w:type="character" w:default="1" w:styleId="DefaultParagraphFont">
     <w:name w:val="Default Paragraph Font"/>
     <w:uiPriority w:val="1"/>
+    <w:semiHidden/>
     <w:unhideWhenUsed/>
   </w:style>
   <w:style w:type="table" w:default="1" w:styleId="TableNormal">
